--- a/docs/Задание 5.docx
+++ b/docs/Задание 5.docx
@@ -119,6 +119,20 @@
     </w:p>
     <w:p>
       <w:pPr>
+        <w:spacing w:after="120" w:lineRule="auto"/>
+        <w:ind w:firstLine="709"/>
+        <w:rPr/>
+      </w:pPr>
+      <w:r>
+        <w:rPr>
+          <w:b w:val="0"/>
+          <w:rtl w:val="0"/>
+        </w:rPr>
+        <w:t>На рисунке классы подписаны латиницей. В требованиях те же роли по-русски: покупатель, закупщик, менеджер каталога, оператор. Классов администратора и руководителя на рисунке нет. Поле bonusBalance у покупателя, companyName и inn у закупщика в требованиях не встречаются: на схеме они лишние, новые требования под них не добавляю.</w:t>
+      </w:r>
+    </w:p>
+    <w:p>
+      <w:pPr>
         <w:keepNext w:val="1"/>
         <w:spacing w:after="120" w:before="240" w:lineRule="auto"/>
         <w:jc w:val="left"/>
@@ -231,6 +245,20 @@
     <w:p>
       <w:pPr>
         <w:spacing w:after="120" w:lineRule="auto"/>
+        <w:ind w:firstLine="709"/>
+        <w:rPr/>
+      </w:pPr>
+      <w:r>
+        <w:rPr>
+          <w:b w:val="0"/>
+          <w:rtl w:val="0"/>
+        </w:rPr>
+        <w:t>Линии жизни на рисунке короче, чем модули в архитектуре. Модуль каталога — это модуль каталога, поиска и совместимости. Модуль заказов — модуль корзины, заказов и доставки. Модуль оплаты и модуль уведомлений — один модуль оплаты, чеков и уведомлений. В шаге с адресом и датой на рисунке нет получателя, в сценарии 1 он есть. Первый шаг на рисунке — только артикул, в сценарии ещё и наименование.</w:t>
+      </w:r>
+    </w:p>
+    <w:p>
+      <w:pPr>
+        <w:spacing w:after="120" w:lineRule="auto"/>
         <w:jc w:val="center"/>
         <w:rPr/>
       </w:pPr>
@@ -1687,6 +1715,556 @@
               <w:rPr>
                 <w:rtl w:val="0"/>
               </w:rPr>
+            </w:r>
+          </w:p>
+        </w:tc>
+      </w:tr>
+      <w:tr>
+        <w:trPr>
+          <w:cantSplit w:val="0"/>
+          <w:tblHeader w:val="0"/>
+        </w:trPr>
+        <w:tc>
+          <w:tcPr>
+            <w:tcBorders>
+              <w:top w:color="000000" w:space="0" w:sz="4" w:val="single"/>
+              <w:left w:color="000000" w:space="0" w:sz="4" w:val="single"/>
+              <w:bottom w:color="000000" w:space="0" w:sz="4" w:val="single"/>
+              <w:right w:color="000000" w:space="0" w:sz="4" w:val="single"/>
+            </w:tcBorders>
+          </w:tcPr>
+          <w:p>
+            <w:pPr>
+              <w:spacing w:after="40" w:before="40" w:lineRule="auto"/>
+              <w:jc w:val="left"/>
+              <w:rPr/>
+            </w:pPr>
+            <w:r>
+              <w:rPr>
+                <w:b w:val="0"/>
+                <w:sz w:val="24"/>
+                <w:szCs w:val="24"/>
+                <w:rtl w:val="0"/>
+              </w:rPr>
+              <w:t>11</w:t>
+            </w:r>
+          </w:p>
+        </w:tc>
+        <w:tc>
+          <w:tcPr>
+            <w:tcBorders>
+              <w:top w:color="000000" w:space="0" w:sz="4" w:val="single"/>
+              <w:left w:color="000000" w:space="0" w:sz="4" w:val="single"/>
+              <w:bottom w:color="000000" w:space="0" w:sz="4" w:val="single"/>
+              <w:right w:color="000000" w:space="0" w:sz="4" w:val="single"/>
+            </w:tcBorders>
+          </w:tcPr>
+          <w:p>
+            <w:pPr>
+              <w:spacing w:after="40" w:before="40" w:lineRule="auto"/>
+              <w:jc w:val="left"/>
+              <w:rPr/>
+            </w:pPr>
+            <w:r>
+              <w:rPr>
+                <w:b w:val="0"/>
+                <w:sz w:val="24"/>
+                <w:szCs w:val="24"/>
+                <w:rtl w:val="0"/>
+              </w:rPr>
+              <w:t>Фильтр каталога</w:t>
+            </w:r>
+          </w:p>
+        </w:tc>
+        <w:tc>
+          <w:tcPr>
+            <w:tcBorders>
+              <w:top w:color="000000" w:space="0" w:sz="4" w:val="single"/>
+              <w:left w:color="000000" w:space="0" w:sz="4" w:val="single"/>
+              <w:bottom w:color="000000" w:space="0" w:sz="4" w:val="single"/>
+              <w:right w:color="000000" w:space="0" w:sz="4" w:val="single"/>
+            </w:tcBorders>
+          </w:tcPr>
+          <w:p>
+            <w:pPr>
+              <w:spacing w:after="40" w:before="40" w:lineRule="auto"/>
+              <w:jc w:val="left"/>
+              <w:rPr/>
+            </w:pPr>
+            <w:r>
+              <w:rPr>
+                <w:b w:val="0"/>
+                <w:sz w:val="24"/>
+                <w:szCs w:val="24"/>
+                <w:rtl w:val="0"/>
+              </w:rPr>
+              <w:t>Открыть каталог без входа. Выбрать категорию, бренд, верхнюю цену и «только в наличии».</w:t>
+            </w:r>
+          </w:p>
+        </w:tc>
+        <w:tc>
+          <w:tcPr>
+            <w:tcBorders>
+              <w:top w:color="000000" w:space="0" w:sz="4" w:val="single"/>
+              <w:left w:color="000000" w:space="0" w:sz="4" w:val="single"/>
+              <w:bottom w:color="000000" w:space="0" w:sz="4" w:val="single"/>
+              <w:right w:color="000000" w:space="0" w:sz="4" w:val="single"/>
+            </w:tcBorders>
+          </w:tcPr>
+          <w:p>
+            <w:pPr>
+              <w:spacing w:after="40" w:before="40" w:lineRule="auto"/>
+              <w:jc w:val="left"/>
+              <w:rPr/>
+            </w:pPr>
+            <w:r>
+              <w:rPr>
+                <w:b w:val="0"/>
+                <w:sz w:val="24"/>
+                <w:szCs w:val="24"/>
+                <w:rtl w:val="0"/>
+              </w:rPr>
+              <w:t>В списке нет других категорий, других брендов, позиций дороже указанной цены и позиций с нулевым остатком.</w:t>
+            </w:r>
+          </w:p>
+        </w:tc>
+      </w:tr>
+      <w:tr>
+        <w:trPr>
+          <w:cantSplit w:val="0"/>
+          <w:tblHeader w:val="0"/>
+        </w:trPr>
+        <w:tc>
+          <w:tcPr>
+            <w:tcBorders>
+              <w:top w:color="000000" w:space="0" w:sz="4" w:val="single"/>
+              <w:left w:color="000000" w:space="0" w:sz="4" w:val="single"/>
+              <w:bottom w:color="000000" w:space="0" w:sz="4" w:val="single"/>
+              <w:right w:color="000000" w:space="0" w:sz="4" w:val="single"/>
+            </w:tcBorders>
+          </w:tcPr>
+          <w:p>
+            <w:pPr>
+              <w:spacing w:after="40" w:before="40" w:lineRule="auto"/>
+              <w:jc w:val="left"/>
+              <w:rPr/>
+            </w:pPr>
+            <w:r>
+              <w:rPr>
+                <w:b w:val="0"/>
+                <w:sz w:val="24"/>
+                <w:szCs w:val="24"/>
+                <w:rtl w:val="0"/>
+              </w:rPr>
+              <w:t>12</w:t>
+            </w:r>
+          </w:p>
+        </w:tc>
+        <w:tc>
+          <w:tcPr>
+            <w:tcBorders>
+              <w:top w:color="000000" w:space="0" w:sz="4" w:val="single"/>
+              <w:left w:color="000000" w:space="0" w:sz="4" w:val="single"/>
+              <w:bottom w:color="000000" w:space="0" w:sz="4" w:val="single"/>
+              <w:right w:color="000000" w:space="0" w:sz="4" w:val="single"/>
+            </w:tcBorders>
+          </w:tcPr>
+          <w:p>
+            <w:pPr>
+              <w:spacing w:after="40" w:before="40" w:lineRule="auto"/>
+              <w:jc w:val="left"/>
+              <w:rPr/>
+            </w:pPr>
+            <w:r>
+              <w:rPr>
+                <w:b w:val="0"/>
+                <w:sz w:val="24"/>
+                <w:szCs w:val="24"/>
+                <w:rtl w:val="0"/>
+              </w:rPr>
+              <w:t>Поиск по наименованию</w:t>
+            </w:r>
+          </w:p>
+        </w:tc>
+        <w:tc>
+          <w:tcPr>
+            <w:tcBorders>
+              <w:top w:color="000000" w:space="0" w:sz="4" w:val="single"/>
+              <w:left w:color="000000" w:space="0" w:sz="4" w:val="single"/>
+              <w:bottom w:color="000000" w:space="0" w:sz="4" w:val="single"/>
+              <w:right w:color="000000" w:space="0" w:sz="4" w:val="single"/>
+            </w:tcBorders>
+          </w:tcPr>
+          <w:p>
+            <w:pPr>
+              <w:spacing w:after="40" w:before="40" w:lineRule="auto"/>
+              <w:jc w:val="left"/>
+              <w:rPr/>
+            </w:pPr>
+            <w:r>
+              <w:rPr>
+                <w:b w:val="0"/>
+                <w:sz w:val="24"/>
+                <w:szCs w:val="24"/>
+                <w:rtl w:val="0"/>
+              </w:rPr>
+              <w:t>Ввести в поиск часть названия детали, не артикул.</w:t>
+            </w:r>
+          </w:p>
+        </w:tc>
+        <w:tc>
+          <w:tcPr>
+            <w:tcBorders>
+              <w:top w:color="000000" w:space="0" w:sz="4" w:val="single"/>
+              <w:left w:color="000000" w:space="0" w:sz="4" w:val="single"/>
+              <w:bottom w:color="000000" w:space="0" w:sz="4" w:val="single"/>
+              <w:right w:color="000000" w:space="0" w:sz="4" w:val="single"/>
+            </w:tcBorders>
+          </w:tcPr>
+          <w:p>
+            <w:pPr>
+              <w:spacing w:after="40" w:before="40" w:lineRule="auto"/>
+              <w:jc w:val="left"/>
+              <w:rPr/>
+            </w:pPr>
+            <w:r>
+              <w:rPr>
+                <w:b w:val="0"/>
+                <w:sz w:val="24"/>
+                <w:szCs w:val="24"/>
+                <w:rtl w:val="0"/>
+              </w:rPr>
+              <w:t>Система показывает товары с такой строкой в наименовании или пишет «ничего не найдено».</w:t>
+            </w:r>
+          </w:p>
+        </w:tc>
+      </w:tr>
+      <w:tr>
+        <w:trPr>
+          <w:cantSplit w:val="0"/>
+          <w:tblHeader w:val="0"/>
+        </w:trPr>
+        <w:tc>
+          <w:tcPr>
+            <w:tcBorders>
+              <w:top w:color="000000" w:space="0" w:sz="4" w:val="single"/>
+              <w:left w:color="000000" w:space="0" w:sz="4" w:val="single"/>
+              <w:bottom w:color="000000" w:space="0" w:sz="4" w:val="single"/>
+              <w:right w:color="000000" w:space="0" w:sz="4" w:val="single"/>
+            </w:tcBorders>
+          </w:tcPr>
+          <w:p>
+            <w:pPr>
+              <w:spacing w:after="40" w:before="40" w:lineRule="auto"/>
+              <w:jc w:val="left"/>
+              <w:rPr/>
+            </w:pPr>
+            <w:r>
+              <w:rPr>
+                <w:b w:val="0"/>
+                <w:sz w:val="24"/>
+                <w:szCs w:val="24"/>
+                <w:rtl w:val="0"/>
+              </w:rPr>
+              <w:t>13</w:t>
+            </w:r>
+          </w:p>
+        </w:tc>
+        <w:tc>
+          <w:tcPr>
+            <w:tcBorders>
+              <w:top w:color="000000" w:space="0" w:sz="4" w:val="single"/>
+              <w:left w:color="000000" w:space="0" w:sz="4" w:val="single"/>
+              <w:bottom w:color="000000" w:space="0" w:sz="4" w:val="single"/>
+              <w:right w:color="000000" w:space="0" w:sz="4" w:val="single"/>
+            </w:tcBorders>
+          </w:tcPr>
+          <w:p>
+            <w:pPr>
+              <w:spacing w:after="40" w:before="40" w:lineRule="auto"/>
+              <w:jc w:val="left"/>
+              <w:rPr/>
+            </w:pPr>
+            <w:r>
+              <w:rPr>
+                <w:b w:val="0"/>
+                <w:sz w:val="24"/>
+                <w:szCs w:val="24"/>
+                <w:rtl w:val="0"/>
+              </w:rPr>
+              <w:t>Архив карточки</w:t>
+            </w:r>
+          </w:p>
+        </w:tc>
+        <w:tc>
+          <w:tcPr>
+            <w:tcBorders>
+              <w:top w:color="000000" w:space="0" w:sz="4" w:val="single"/>
+              <w:left w:color="000000" w:space="0" w:sz="4" w:val="single"/>
+              <w:bottom w:color="000000" w:space="0" w:sz="4" w:val="single"/>
+              <w:right w:color="000000" w:space="0" w:sz="4" w:val="single"/>
+            </w:tcBorders>
+          </w:tcPr>
+          <w:p>
+            <w:pPr>
+              <w:spacing w:after="40" w:before="40" w:lineRule="auto"/>
+              <w:jc w:val="left"/>
+              <w:rPr/>
+            </w:pPr>
+            <w:r>
+              <w:rPr>
+                <w:b w:val="0"/>
+                <w:sz w:val="24"/>
+                <w:szCs w:val="24"/>
+                <w:rtl w:val="0"/>
+              </w:rPr>
+              <w:t>Войти менеджером каталога и архивировать карточку. Открыть каталог как гость.</w:t>
+            </w:r>
+          </w:p>
+        </w:tc>
+        <w:tc>
+          <w:tcPr>
+            <w:tcBorders>
+              <w:top w:color="000000" w:space="0" w:sz="4" w:val="single"/>
+              <w:left w:color="000000" w:space="0" w:sz="4" w:val="single"/>
+              <w:bottom w:color="000000" w:space="0" w:sz="4" w:val="single"/>
+              <w:right w:color="000000" w:space="0" w:sz="4" w:val="single"/>
+            </w:tcBorders>
+          </w:tcPr>
+          <w:p>
+            <w:pPr>
+              <w:spacing w:after="40" w:before="40" w:lineRule="auto"/>
+              <w:jc w:val="left"/>
+              <w:rPr/>
+            </w:pPr>
+            <w:r>
+              <w:rPr>
+                <w:b w:val="0"/>
+                <w:sz w:val="24"/>
+                <w:szCs w:val="24"/>
+                <w:rtl w:val="0"/>
+              </w:rPr>
+              <w:t>Гость карточку не видит. У менеджера она помечена как архивная.</w:t>
+            </w:r>
+          </w:p>
+        </w:tc>
+      </w:tr>
+      <w:tr>
+        <w:trPr>
+          <w:cantSplit w:val="0"/>
+          <w:tblHeader w:val="0"/>
+        </w:trPr>
+        <w:tc>
+          <w:tcPr>
+            <w:tcBorders>
+              <w:top w:color="000000" w:space="0" w:sz="4" w:val="single"/>
+              <w:left w:color="000000" w:space="0" w:sz="4" w:val="single"/>
+              <w:bottom w:color="000000" w:space="0" w:sz="4" w:val="single"/>
+              <w:right w:color="000000" w:space="0" w:sz="4" w:val="single"/>
+            </w:tcBorders>
+          </w:tcPr>
+          <w:p>
+            <w:pPr>
+              <w:spacing w:after="40" w:before="40" w:lineRule="auto"/>
+              <w:jc w:val="left"/>
+              <w:rPr/>
+            </w:pPr>
+            <w:r>
+              <w:rPr>
+                <w:b w:val="0"/>
+                <w:sz w:val="24"/>
+                <w:szCs w:val="24"/>
+                <w:rtl w:val="0"/>
+              </w:rPr>
+              <w:t>14</w:t>
+            </w:r>
+          </w:p>
+        </w:tc>
+        <w:tc>
+          <w:tcPr>
+            <w:tcBorders>
+              <w:top w:color="000000" w:space="0" w:sz="4" w:val="single"/>
+              <w:left w:color="000000" w:space="0" w:sz="4" w:val="single"/>
+              <w:bottom w:color="000000" w:space="0" w:sz="4" w:val="single"/>
+              <w:right w:color="000000" w:space="0" w:sz="4" w:val="single"/>
+            </w:tcBorders>
+          </w:tcPr>
+          <w:p>
+            <w:pPr>
+              <w:spacing w:after="40" w:before="40" w:lineRule="auto"/>
+              <w:jc w:val="left"/>
+              <w:rPr/>
+            </w:pPr>
+            <w:r>
+              <w:rPr>
+                <w:b w:val="0"/>
+                <w:sz w:val="24"/>
+                <w:szCs w:val="24"/>
+                <w:rtl w:val="0"/>
+              </w:rPr>
+              <w:t>Сводка руководителя</w:t>
+            </w:r>
+          </w:p>
+        </w:tc>
+        <w:tc>
+          <w:tcPr>
+            <w:tcBorders>
+              <w:top w:color="000000" w:space="0" w:sz="4" w:val="single"/>
+              <w:left w:color="000000" w:space="0" w:sz="4" w:val="single"/>
+              <w:bottom w:color="000000" w:space="0" w:sz="4" w:val="single"/>
+              <w:right w:color="000000" w:space="0" w:sz="4" w:val="single"/>
+            </w:tcBorders>
+          </w:tcPr>
+          <w:p>
+            <w:pPr>
+              <w:spacing w:after="40" w:before="40" w:lineRule="auto"/>
+              <w:jc w:val="left"/>
+              <w:rPr/>
+            </w:pPr>
+            <w:r>
+              <w:rPr>
+                <w:b w:val="0"/>
+                <w:sz w:val="24"/>
+                <w:szCs w:val="24"/>
+                <w:rtl w:val="0"/>
+              </w:rPr>
+              <w:t>Войти руководителем и открыть сводку. Затем войти покупателем и открыть тот же раздел.</w:t>
+            </w:r>
+          </w:p>
+        </w:tc>
+        <w:tc>
+          <w:tcPr>
+            <w:tcBorders>
+              <w:top w:color="000000" w:space="0" w:sz="4" w:val="single"/>
+              <w:left w:color="000000" w:space="0" w:sz="4" w:val="single"/>
+              <w:bottom w:color="000000" w:space="0" w:sz="4" w:val="single"/>
+              <w:right w:color="000000" w:space="0" w:sz="4" w:val="single"/>
+            </w:tcBorders>
+          </w:tcPr>
+          <w:p>
+            <w:pPr>
+              <w:spacing w:after="40" w:before="40" w:lineRule="auto"/>
+              <w:jc w:val="left"/>
+              <w:rPr/>
+            </w:pPr>
+            <w:r>
+              <w:rPr>
+                <w:b w:val="0"/>
+                <w:sz w:val="24"/>
+                <w:szCs w:val="24"/>
+                <w:rtl w:val="0"/>
+              </w:rPr>
+              <w:t>Руководитель видит продажи, спрос, остатки и возвраты. Покупатель получает отказ.</w:t>
+            </w:r>
+          </w:p>
+        </w:tc>
+      </w:tr>
+      <w:tr>
+        <w:trPr>
+          <w:cantSplit w:val="0"/>
+          <w:tblHeader w:val="0"/>
+        </w:trPr>
+        <w:tc>
+          <w:tcPr>
+            <w:tcBorders>
+              <w:top w:color="000000" w:space="0" w:sz="4" w:val="single"/>
+              <w:left w:color="000000" w:space="0" w:sz="4" w:val="single"/>
+              <w:bottom w:color="000000" w:space="0" w:sz="4" w:val="single"/>
+              <w:right w:color="000000" w:space="0" w:sz="4" w:val="single"/>
+            </w:tcBorders>
+          </w:tcPr>
+          <w:p>
+            <w:pPr>
+              <w:spacing w:after="40" w:before="40" w:lineRule="auto"/>
+              <w:jc w:val="left"/>
+              <w:rPr/>
+            </w:pPr>
+            <w:r>
+              <w:rPr>
+                <w:b w:val="0"/>
+                <w:sz w:val="24"/>
+                <w:szCs w:val="24"/>
+                <w:rtl w:val="0"/>
+              </w:rPr>
+              <w:t>15</w:t>
+            </w:r>
+          </w:p>
+        </w:tc>
+        <w:tc>
+          <w:tcPr>
+            <w:tcBorders>
+              <w:top w:color="000000" w:space="0" w:sz="4" w:val="single"/>
+              <w:left w:color="000000" w:space="0" w:sz="4" w:val="single"/>
+              <w:bottom w:color="000000" w:space="0" w:sz="4" w:val="single"/>
+              <w:right w:color="000000" w:space="0" w:sz="4" w:val="single"/>
+            </w:tcBorders>
+          </w:tcPr>
+          <w:p>
+            <w:pPr>
+              <w:spacing w:after="40" w:before="40" w:lineRule="auto"/>
+              <w:jc w:val="left"/>
+              <w:rPr/>
+            </w:pPr>
+            <w:r>
+              <w:rPr>
+                <w:b w:val="0"/>
+                <w:sz w:val="24"/>
+                <w:szCs w:val="24"/>
+                <w:rtl w:val="0"/>
+              </w:rPr>
+              <w:t>Назначение роли</w:t>
+            </w:r>
+          </w:p>
+        </w:tc>
+        <w:tc>
+          <w:tcPr>
+            <w:tcBorders>
+              <w:top w:color="000000" w:space="0" w:sz="4" w:val="single"/>
+              <w:left w:color="000000" w:space="0" w:sz="4" w:val="single"/>
+              <w:bottom w:color="000000" w:space="0" w:sz="4" w:val="single"/>
+              <w:right w:color="000000" w:space="0" w:sz="4" w:val="single"/>
+            </w:tcBorders>
+          </w:tcPr>
+          <w:p>
+            <w:pPr>
+              <w:spacing w:after="40" w:before="40" w:lineRule="auto"/>
+              <w:jc w:val="left"/>
+              <w:rPr/>
+            </w:pPr>
+            <w:r>
+              <w:rPr>
+                <w:b w:val="0"/>
+                <w:sz w:val="24"/>
+                <w:szCs w:val="24"/>
+                <w:rtl w:val="0"/>
+              </w:rPr>
+              <w:t>Войти администратором и назначить сотруднику роль оператора заказов. Войти этим сотрудником.</w:t>
+            </w:r>
+          </w:p>
+        </w:tc>
+        <w:tc>
+          <w:tcPr>
+            <w:tcBorders>
+              <w:top w:color="000000" w:space="0" w:sz="4" w:val="single"/>
+              <w:left w:color="000000" w:space="0" w:sz="4" w:val="single"/>
+              <w:bottom w:color="000000" w:space="0" w:sz="4" w:val="single"/>
+              <w:right w:color="000000" w:space="0" w:sz="4" w:val="single"/>
+            </w:tcBorders>
+          </w:tcPr>
+          <w:p>
+            <w:pPr>
+              <w:spacing w:after="40" w:before="40" w:lineRule="auto"/>
+              <w:jc w:val="left"/>
+              <w:rPr/>
+            </w:pPr>
+            <w:r>
+              <w:rPr>
+                <w:b w:val="0"/>
+                <w:sz w:val="24"/>
+                <w:szCs w:val="24"/>
+                <w:rtl w:val="0"/>
+              </w:rPr>
+              <w:t>Кабинет заказов открывается. Без назначенной роли тот же кабинет не открывается.</w:t>
             </w:r>
           </w:p>
         </w:tc>
